--- a/ЮР/ПУНКТЫ_ДОГОВОР_РЕДАКЦИЯ_2.docx
+++ b/ЮР/ПУНКТЫ_ДОГОВОР_РЕДАКЦИЯ_2.docx
@@ -25,7 +25,7 @@
           <w:b/>
           <w:sz w:val="20"/>
         </w:rPr>
-        <w:t>по договорённости от 26.08.2026: расходы продавца не вычитаются, оплата по факту оплаты его клиентами, поручительство директора</w:t>
+        <w:t>по договорённости от 26.08.2026: расходы продавца не вычитаются, предельный срок оплаты 30 дней, поручительство директора в тексте договора, калькуляция сохраняется</w:t>
       </w:r>
     </w:p>
     <w:p>
@@ -127,7 +127,20 @@
         <w:jc w:val="both"/>
       </w:pPr>
       <w:r>
-        <w:t>«3.4. Компания-производитель не обязана раскрывать структуру своих затрат, калькуляции и составляющие цены передачи. Приложение № 3 (форма калькуляции себестоимости) к настоящему договору не применяется и исключается.»</w:t>
+        <w:t>«3.4. Цена передачи определяется на основании калькуляции по форме Приложения № 3, которая составляется Компанией-производителем и передаётся Компании-продавцу вместе со спецификацией. Калькуляция включает прямые расходы на производство продукции (сырьё, компоненты, тара, крышки, дозаторы, распылители, этикетки, упаковка, транспортная упаковка, маркировка, прямой производственный труд, лабораторные испытания партии), а также производственные и накладные расходы, приходящиеся на соответствующую партию (амортизация и обслуживание оборудования, энергоресурсы, оплата труда производственного и вспомогательного персонала, технологические потери и брак, контроль качества). Калькуляция носит информационный характер, подтверждает состав цены передачи и не ограничивает право Сторон согласовать иную цену передачи в спецификации. Сведения, содержащиеся в калькуляции, являются конфиденциальной информацией Компании-производителя и подпадают под раздел 10 настоящего договора.»</w:t>
+      </w:r>
+    </w:p>
+    <w:p>
+      <w:pPr>
+        <w:ind w:left="454"/>
+        <w:jc w:val="both"/>
+      </w:pPr>
+      <w:r>
+        <w:rPr>
+          <w:i/>
+          <w:sz w:val="20"/>
+        </w:rPr>
+        <w:t>Никита просил оставить калькуляцию, чтобы продавец видел отсутствие наценки. Оставляем, но с двумя правками. Первая: в действующей редакции пункт 3.4 разрешает включать в себестоимость только прямые расходы и прямо исключает административные, управленческие и общехозяйственные — при таком тексте мы не покрываем даже амортизацию оборудования, энергию, зарплату производственного персонала и брак. В новой редакции производственные и накладные расходы на партию включены. Вторая: убрана фраза о том, что себестоимость не включает прибыль производителя. Показывать состав цены — нормально, принимать на себя обязательство работать без прибыли на уровне партии — нет: при такой формулировке весь наш доход зависит только от того, по какой цене продаст продавец, а он этим управляет единолично. И калькуляция прямо отнесена к коммерческой тайне.</w:t>
       </w:r>
     </w:p>
     <w:p>
@@ -328,7 +341,7 @@
         <w:jc w:val="both"/>
       </w:pPr>
       <w:r>
-        <w:t>«7А.2. Независимо от факта и объёма реализации продукции вся партия, включая нереализованный остаток, подлежит оплате Компанией-продавцом не позднее ____ (____________) календарных дней с даты передачи партии по УПД или иному передаточному документу (предельный срок оплаты), если Компания-производитель не приняла решение о возврате остатка в порядке пункта 7А.4.»</w:t>
+        <w:t>«7А.2. Независимо от факта и объёма реализации продукции вся партия, включая нереализованный остаток, подлежит оплате Компанией-продавцом не позднее 30 (тридцати) календарных дней с даты передачи партии по УПД или иному передаточному документу (предельный срок оплаты), если Компания-производитель не приняла решение о возврате остатка в порядке пункта 7А.4. Отсутствие реализации продукции, полное или частичное, не является основанием для продления предельного срока оплаты.»</w:t>
       </w:r>
     </w:p>
     <w:p>
@@ -341,7 +354,7 @@
           <w:i/>
           <w:sz w:val="20"/>
         </w:rPr>
-        <w:t>Это поле надо заполнить. Если под «не более месяца» имелся в виду срок для всей партии от даты передачи — ставим 30 календарных дней, и тогда риск непродажи закрыт полностью и максимально жёстко. Если месяц относился только к циклу расчётов после продажи (п. 7А.1), для остатка нужен отдельный срок; рабочий вариант — 90 календарных дней.</w:t>
+        <w:t>Срок закрыт: 30 календарных дней на всю партию от даты передачи. Продали или нет — через 30 дней деньги у нас либо товар возвращается, и выбор между этим делаем мы. Этот же пункт снимает риск переквалификации сделки в комиссию: твёрдый срок оплаты, не зависящий от реализации, — главный признак поставки.</w:t>
       </w:r>
     </w:p>
     <w:p>
@@ -361,7 +374,7 @@
         <w:jc w:val="both"/>
       </w:pPr>
       <w:r>
-        <w:t>«7А.3. Не позднее чем за 10 рабочих дней до наступления предельного срока оплаты Компания-продавец направляет Компании-производителю сверку остатков по партии с указанием количества нереализованной продукции, её состояния, остаточного срока годности и места нахождения, и вправе заявить предложение о возврате нереализованного остатка.»</w:t>
+        <w:t>«7А.3. Не позднее чем за 7 календарных дней до наступления предельного срока оплаты Компания-продавец направляет Компании-производителю сверку остатков по партии с указанием количества нереализованной продукции, её состояния, остаточного срока годности и места нахождения, и вправе заявить предложение о возврате нереализованного остатка.»</w:t>
       </w:r>
     </w:p>
     <w:p>
@@ -381,7 +394,7 @@
         <w:jc w:val="both"/>
       </w:pPr>
       <w:r>
-        <w:t>«7А.4. Право выбора между оплатой нереализованного остатка и его возвратом принадлежит Компании-производителю (пункт 3 статьи 488 Гражданского кодекса Российской Федерации). Компания-производитель сообщает своё решение в течение 5 рабочих дней с даты получения сверки. Если решение не сообщено, нереализованный остаток подлежит оплате в предельный срок оплаты.»</w:t>
+        <w:t>«7А.4. Право выбора между оплатой нереализованного остатка и его возвратом принадлежит Компании-производителю (пункт 3 статьи 488 Гражданского кодекса Российской Федерации). Компания-производитель сообщает своё решение в течение 3 рабочих дней с даты получения сверки. Если решение не сообщено, нереализованный остаток подлежит оплате в предельный срок оплаты.»</w:t>
       </w:r>
     </w:p>
     <w:p>
@@ -519,27 +532,7 @@
           <w:b/>
           <w:sz w:val="24"/>
         </w:rPr>
-        <w:t>Раздел C. Поручительство директора и собственника</w:t>
-      </w:r>
-    </w:p>
-    <w:p>
-      <w:pPr>
-        <w:spacing w:before="160"/>
-      </w:pPr>
-      <w:r>
-        <w:rPr>
-          <w:b/>
-        </w:rPr>
-        <w:t>C.1. Новый пункт 7А.10:</w:t>
-      </w:r>
-    </w:p>
-    <w:p>
-      <w:pPr>
-        <w:ind w:firstLine="567"/>
-        <w:jc w:val="both"/>
-      </w:pPr>
-      <w:r>
-        <w:t>«7А.10. Исполнение денежных обязательств Компании-продавца по настоящему договору обеспечивается поручительством ____________________ (единоличного исполнительного органа Компании-продавца) и ____________________ (участника (акционера) Компании-продавца), которые отвечают перед Компанией-производителем солидарно с Компанией-продавцом в полном объёме, включая уплату цены передачи, премии, процентов, неустойки и возмещение убытков. Договор поручительства оформляется одновременно с настоящим договором и является приложением к нему. Отсутствие или прекращение поручительства является основанием для приостановления производства и передачи новых партий продукции.»</w:t>
+        <w:t>Раздел C. Поручительство директора и собственника — прямо в тексте договора</w:t>
       </w:r>
     </w:p>
     <w:p>
@@ -552,7 +545,169 @@
           <w:i/>
           <w:sz w:val="20"/>
         </w:rPr>
-        <w:t>Поручительство физического лица — единственное обеспечение, которое реально работает: залог по пункту 5 статьи 488 ГК прекращается, как только товар уходит рознице. Поручительство оформляется отдельным договором, подписывается поручителем лично, с указанием суммы, в пределах которой он отвечает, либо со ссылкой на все обязательства по договору.</w:t>
+        <w:t>Да, отдельный договор не нужен: поручительство можно включить в основной договор, он становится трёхсторонним и поручитель подписывает его лично как физическое лицо. Это прямо допускается (п. 3 ст. 361 ГК РФ, п. 6 Постановления Пленума Верховного Суда РФ от 24.12.2020 № 45; Готовое решение КонсультантПлюс «Как составить договор поручительства», 2026, раздел о трёхстороннем договоре). Обязательное условие — письменная форма и личная подпись поручителя, иначе поручительство ничтожно (ст. 362 ГК РФ).</w:t>
+      </w:r>
+    </w:p>
+    <w:p>
+      <w:pPr>
+        <w:spacing w:before="160"/>
+      </w:pPr>
+      <w:r>
+        <w:rPr>
+          <w:b/>
+        </w:rPr>
+        <w:t>C.1. Преамбулу договора дополнить третьей стороной:</w:t>
+      </w:r>
+    </w:p>
+    <w:p>
+      <w:pPr>
+        <w:ind w:firstLine="567"/>
+        <w:jc w:val="both"/>
+      </w:pPr>
+      <w:r>
+        <w:t>«и ____________________ (паспорт серия ______ № ____________, выдан ______________________, дата выдачи ____________, зарегистрирован по адресу: ______________________), являющийся единоличным исполнительным органом Компании-продавца, и ____________________ (паспорт серия ______ № __________, выдан ______________________, дата выдачи ____________, зарегистрирован по адресу: ______________________), являющийся участником Компании-продавца, именуемые в дальнейшем «Поручители», с третьей стороны,»</w:t>
+      </w:r>
+    </w:p>
+    <w:p>
+      <w:pPr>
+        <w:spacing w:before="160"/>
+      </w:pPr>
+      <w:r>
+        <w:rPr>
+          <w:b/>
+        </w:rPr>
+        <w:t>C.2. Новый раздел 15 «Поручительство»:</w:t>
+      </w:r>
+    </w:p>
+    <w:p>
+      <w:pPr>
+        <w:ind w:firstLine="567"/>
+        <w:jc w:val="both"/>
+      </w:pPr>
+      <w:r>
+        <w:t>«15.1. Поручители обязуются отвечать перед Компанией-производителем за исполнение Компанией-продавцом всех денежных обязательств, возникающих из настоящего договора и заключённых во исполнение него заявок, спецификаций и иных документов, включая обязательства по уплате цены передачи продукции, премии, процентов за пользование коммерческим кредитом, неустойки, возмещению убытков и имущественных потерь, а также по возврату неосновательного обогащения.»</w:t>
+      </w:r>
+    </w:p>
+    <w:p>
+      <w:pPr>
+        <w:ind w:firstLine="567"/>
+        <w:jc w:val="both"/>
+      </w:pPr>
+      <w:r>
+        <w:t>«15.2. Поручители отвечают перед Компанией-производителем солидарно с Компанией-продавцом и между собой, в том же объёме, что и Компания-продавец (пункты 1 и 2 статьи 363 Гражданского кодекса Российской Федерации). Компания-производитель вправе предъявить требование к любому из Поручителей или ко всем совместно, не предъявляя предварительно требование к Компании-продавцу.»</w:t>
+      </w:r>
+    </w:p>
+    <w:p>
+      <w:pPr>
+        <w:ind w:firstLine="567"/>
+        <w:jc w:val="both"/>
+      </w:pPr>
+      <w:r>
+        <w:t>«15.3. Поручительство обеспечивает обязательства Компании-продавца, как существующие на дату подписания настоящего договора, так и те, которые возникнут в будущем в течение срока его действия, включая обязательства по партиям продукции, передаваемым после подписания договора. Размер обеспечиваемых обязательств не ограничен.»</w:t>
+      </w:r>
+    </w:p>
+    <w:p>
+      <w:pPr>
+        <w:ind w:firstLine="567"/>
+        <w:jc w:val="both"/>
+      </w:pPr>
+      <w:r>
+        <w:t>«15.4. Поручители заранее дают согласие отвечать перед Компанией-производителем на изменённых условиях в случае изменения обеспеченных обязательств, в том числе при увеличении объёма партий, изменения цены передачи, сроков оплаты и размера ответственности, в пределах, не превышающих ____________ рублей по каждой партии (пункт 2 статьи 367 Гражданского кодекса Российской Федерации).»</w:t>
+      </w:r>
+    </w:p>
+    <w:p>
+      <w:pPr>
+        <w:ind w:left="454"/>
+        <w:jc w:val="both"/>
+      </w:pPr>
+      <w:r>
+        <w:rPr>
+          <w:i/>
+          <w:sz w:val="20"/>
+        </w:rPr>
+        <w:t>Пункт 15.4 обязателен. Без заранее данного согласия любое изменение, увеличивающее ответственность должника, прекращает поручительство в этой части — то есть при первой же новой спецификации на больший объём поручительство перестанет покрывать разницу. Лимит можно поставить с запасом, например максимальный планируемый размер партии, умноженный на два.</w:t>
+      </w:r>
+    </w:p>
+    <w:p>
+      <w:pPr>
+        <w:ind w:firstLine="567"/>
+        <w:jc w:val="both"/>
+      </w:pPr>
+      <w:r>
+        <w:t>«15.5. Поручительство действует в течение 3 (трёх) лет с даты наступления срока исполнения соответствующего обеспеченного обязательства.»</w:t>
+      </w:r>
+    </w:p>
+    <w:p>
+      <w:pPr>
+        <w:ind w:left="454"/>
+        <w:jc w:val="both"/>
+      </w:pPr>
+      <w:r>
+        <w:rPr>
+          <w:i/>
+          <w:sz w:val="20"/>
+        </w:rPr>
+        <w:t>Срок указывать обязательно. Если его не написать, поручительство прекращается через год со дня, когда обязательство должно было быть исполнено, если за этот год не подан иск (пункт 6 статьи 367 ГК РФ; конституционно-правовой смысл нормы раскрыт в Постановлении Конституционного Суда РФ от 26.02.2024 № 8-П). При сроке оплаты 30 дней это означало бы, что по каждой партии у нас всего год.</w:t>
+      </w:r>
+    </w:p>
+    <w:p>
+      <w:pPr>
+        <w:ind w:firstLine="567"/>
+        <w:jc w:val="both"/>
+      </w:pPr>
+      <w:r>
+        <w:t>«15.6. Прекращение полномочий единоличного исполнительного органа Компании-продавца, выход участника из состава участников Компании-продавца, отчуждение доли, реорганизация или смена наименования Компании-продавца не прекращают поручительство и не освобождают Поручителей от ответственности по обязательствам, возникшим до наступления указанных обстоятельств.»</w:t>
+      </w:r>
+    </w:p>
+    <w:p>
+      <w:pPr>
+        <w:ind w:firstLine="567"/>
+        <w:jc w:val="both"/>
+      </w:pPr>
+      <w:r>
+        <w:t>«15.7. Поручители подтверждают, что ознакомлены со всеми условиями настоящего договора, в том числе с разделом 7А, размером процентов и неустойки, и что заключение поручительства не требует получения согласия третьих лиц.»</w:t>
+      </w:r>
+    </w:p>
+    <w:p>
+      <w:pPr>
+        <w:ind w:firstLine="567"/>
+        <w:jc w:val="both"/>
+      </w:pPr>
+      <w:r>
+        <w:t>«15.8. Утрата поручительства по любому основанию является основанием для приостановления Компанией-производителем производства и передачи новых партий продукции до предоставления равноценного обеспечения.»</w:t>
+      </w:r>
+    </w:p>
+    <w:p>
+      <w:pPr>
+        <w:spacing w:before="160"/>
+      </w:pPr>
+      <w:r>
+        <w:rPr>
+          <w:b/>
+        </w:rPr>
+        <w:t>C.3. Раздел 14 (реквизиты) дополнить третьим блоком:</w:t>
+      </w:r>
+    </w:p>
+    <w:p>
+      <w:pPr>
+        <w:ind w:firstLine="567"/>
+        <w:jc w:val="both"/>
+      </w:pPr>
+      <w:r>
+        <w:t>«ПОРУЧИТЕЛИ: ФИО ____________________, паспорт ____________, адрес регистрации ____________________, телефон ____________, e-mail ____________, подпись ____________________ / ____________ /»</w:t>
+      </w:r>
+    </w:p>
+    <w:p>
+      <w:pPr>
+        <w:ind w:left="454"/>
+        <w:jc w:val="both"/>
+      </w:pPr>
+      <w:r>
+        <w:rPr>
+          <w:i/>
+          <w:sz w:val="20"/>
+        </w:rPr>
+        <w:t>Подпись поручителя ставится лично как физического лица, отдельно от подписи за Компанию-продавца, даже если это тот же человек. Один и тот же директор подписывает договор дважды: за организацию и за себя как поручителя.</w:t>
       </w:r>
     </w:p>
     <w:p>
@@ -843,7 +998,7 @@
         <w:rPr>
           <w:b/>
         </w:rPr>
-        <w:t>G.6. Приложение № 3 (калькуляция себестоимости) исключить.</w:t>
+        <w:t>G.6. Приложение № 3 (калькуляция) сохраняется, форма дополняется строками производственных и накладных расходов, приходящихся на партию, и грифом «Конфиденциально».</w:t>
       </w:r>
     </w:p>
     <w:p>
@@ -874,7 +1029,7 @@
         <w:jc w:val="both"/>
       </w:pPr>
       <w:r>
-        <w:t>1. Предельный срок оплаты партии в пункте 7А.2: 30 календарных дней с даты передачи (если «месяц» относился ко всей партии) или отдельный срок для остатка, например 90 дней.</w:t>
+        <w:t>1. ФИО, паспортные данные и адреса регистрации поручителей — директора и участника Компании-продавца.</w:t>
       </w:r>
     </w:p>
     <w:p>
@@ -882,7 +1037,7 @@
         <w:jc w:val="both"/>
       </w:pPr>
       <w:r>
-        <w:t>2. Поручители: только директор или директор и собственник одновременно (рекомендуем обоих, солидарно).</w:t>
+        <w:t>2. Лимит для пункта 15.4 (сумма, в пределах которой поручители заранее согласны отвечать при изменении условий) — предлагаем максимальный размер планируемой партии, умноженный на два.</w:t>
       </w:r>
     </w:p>
     <w:p>
@@ -890,7 +1045,7 @@
         <w:jc w:val="both"/>
       </w:pPr>
       <w:r>
-        <w:t>3. Наименование и данные поручителей для договора поручительства.</w:t>
+        <w:t>3. Подтвердить, что наценка считается без НДС (в проекте заложено так, обе стороны на ОСНО).</w:t>
       </w:r>
     </w:p>
     <w:p>
@@ -898,15 +1053,7 @@
         <w:jc w:val="both"/>
       </w:pPr>
       <w:r>
-        <w:t>4. Наценка считается без НДС (заложено в проекте) — подтвердить, поскольку обе стороны на ОСНО.</w:t>
-      </w:r>
-    </w:p>
-    <w:p>
-      <w:pPr>
-        <w:jc w:val="both"/>
-      </w:pPr>
-      <w:r>
-        <w:t>5. Нужен ли отдельный документ — договор поручительства как приложение (можем подготовить форму).</w:t>
+        <w:t>4. Наименование арбитражного суда для пункта 13.2 — по месту нахождения Компании-производителя.</w:t>
       </w:r>
     </w:p>
     <w:sectPr>

--- a/ЮР/ПУНКТЫ_ДОГОВОР_РЕДАКЦИЯ_2.docx
+++ b/ЮР/ПУНКТЫ_ДОГОВОР_РЕДАКЦИЯ_2.docx
@@ -127,7 +127,7 @@
         <w:jc w:val="both"/>
       </w:pPr>
       <w:r>
-        <w:t>«3.4. Цена передачи определяется на основании калькуляции по форме Приложения № 3, которая составляется Компанией-производителем и передаётся Компании-продавцу вместе со спецификацией. Калькуляция включает прямые расходы на производство продукции (сырьё, компоненты, тара, крышки, дозаторы, распылители, этикетки, упаковка, транспортная упаковка, маркировка, прямой производственный труд, лабораторные испытания партии), а также производственные и накладные расходы, приходящиеся на соответствующую партию (амортизация и обслуживание оборудования, энергоресурсы, оплата труда производственного и вспомогательного персонала, технологические потери и брак, контроль качества). Калькуляция носит информационный характер, подтверждает состав цены передачи и не ограничивает право Сторон согласовать иную цену передачи в спецификации. Сведения, содержащиеся в калькуляции, являются конфиденциальной информацией Компании-производителя и подпадают под раздел 10 настоящего договора.»</w:t>
+        <w:t>«3.4. Цена передачи равна полной себестоимости производства соответствующей партии и не включает прибыль Компании-производителя. Полная себестоимость определяется на основании калькуляции по форме Приложения № 3, которая составляется Компанией-производителем и передаётся Компании-продавцу вместе со спецификацией, и включает: прямые расходы на производство продукции (сырьё, компоненты, тара, крышки, дозаторы, распылители, этикетки, упаковка, транспортная упаковка, маркировка и коды маркировки, прямой производственный труд, лабораторные испытания партии), а также производственные и накладные расходы, приходящиеся на соответствующую партию (амортизация и обслуживание оборудования, энергоресурсы, оплата труда производственного и вспомогательного персонала, технологические потери и брак, контроль качества, доставка сырья и комплектующих). Сведения, содержащиеся в калькуляции, являются конфиденциальной информацией Компании-производителя и подпадают под раздел 10 настоящего договора.»</w:t>
       </w:r>
     </w:p>
     <w:p>
@@ -140,7 +140,7 @@
           <w:i/>
           <w:sz w:val="20"/>
         </w:rPr>
-        <w:t>Никита просил оставить калькуляцию, чтобы продавец видел отсутствие наценки. Оставляем, но с двумя правками. Первая: в действующей редакции пункт 3.4 разрешает включать в себестоимость только прямые расходы и прямо исключает административные, управленческие и общехозяйственные — при таком тексте мы не покрываем даже амортизацию оборудования, энергию, зарплату производственного персонала и брак. В новой редакции производственные и накладные расходы на партию включены. Вторая: убрана фраза о том, что себестоимость не включает прибыль производителя. Показывать состав цены — нормально, принимать на себя обязательство работать без прибыли на уровне партии — нет: при такой формулировке весь наш доход зависит только от того, по какой цене продаст продавец, а он этим управляет единолично. И калькуляция прямо отнесена к коммерческой тайне.</w:t>
+        <w:t>Логика сохранена ровно та, о которой договорились: прибыль в цену передачи не закладываем, продавец видит по калькуляции, что наценки нет, а зарабатываем мы только на половине наценки от реализации. Единственное, что изменено по сравнению с их редакцией, — состав себестоимости. В действующем пункте 3.4 разрешены только прямые расходы и прямо исключены административные, управленческие и общехозяйственные. При таком тексте мы не покрываем амортизацию оборудования, энергию, зарплату производственного персонала, брак и лабораторный контроль, то есть отдаём товар дешевле реальной себестоимости и уходим в минус на каждой партии. В новой редакции себестоимость полная: без прибыли, но со всеми затратами на производство партии.</w:t>
       </w:r>
     </w:p>
     <w:p>
@@ -374,7 +374,7 @@
         <w:jc w:val="both"/>
       </w:pPr>
       <w:r>
-        <w:t>«7А.3. Не позднее чем за 7 календарных дней до наступления предельного срока оплаты Компания-продавец направляет Компании-производителю сверку остатков по партии с указанием количества нереализованной продукции, её состояния, остаточного срока годности и места нахождения, и вправе заявить предложение о возврате нереализованного остатка.»</w:t>
+        <w:t>«7А.3. Не позднее 23 (двадцать третьего) календарного дня с даты передачи партии, то есть за 7 календарных дней до истечения предельного срока оплаты, Компания-продавец направляет Компании-производителю сверку остатков по партии с указанием количества нереализованной продукции, её состояния, остаточного срока годности и места нахождения, и вправе заявить предложение о возврате нереализованного остатка.»</w:t>
       </w:r>
     </w:p>
     <w:p>
@@ -685,7 +685,7 @@
         <w:rPr>
           <w:b/>
         </w:rPr>
-        <w:t>C.3. Раздел 14 (реквизиты) дополнить третьим блоком:</w:t>
+        <w:t>C.3. Раздел 14 (реквизиты) — три блока подписей:</w:t>
       </w:r>
     </w:p>
     <w:p>
@@ -694,7 +694,25 @@
         <w:jc w:val="both"/>
       </w:pPr>
       <w:r>
-        <w:t>«ПОРУЧИТЕЛИ: ФИО ____________________, паспорт ____________, адрес регистрации ____________________, телефон ____________, e-mail ____________, подпись ____________________ / ____________ /»</w:t>
+        <w:t>Блок 1 — КОМПАНИЯ-ПРОИЗВОДИТЕЛЬ: реквизиты организации, должность, ФИО и подпись нашего директора, печать.</w:t>
+      </w:r>
+    </w:p>
+    <w:p>
+      <w:pPr>
+        <w:ind w:firstLine="567"/>
+        <w:jc w:val="both"/>
+      </w:pPr>
+      <w:r>
+        <w:t>Блок 2 — КОМПАНИЯ-ПРОДАВЕЦ: реквизиты организации, должность, ФИО и подпись их директора, печать.</w:t>
+      </w:r>
+    </w:p>
+    <w:p>
+      <w:pPr>
+        <w:ind w:firstLine="567"/>
+        <w:jc w:val="both"/>
+      </w:pPr>
+      <w:r>
+        <w:t>Блок 3 — ПОРУЧИТЕЛИ (новый): «ФИО ____________________, паспорт серия ______ № ____________, выдан ______________________, дата выдачи ____________, адрес регистрации ____________________, телефон ____________, e-mail ____________, подпись ____________________ / ____________ /» — отдельная строка на каждого поручителя.</w:t>
       </w:r>
     </w:p>
     <w:p>
@@ -707,7 +725,7 @@
           <w:i/>
           <w:sz w:val="20"/>
         </w:rPr>
-        <w:t>Подпись поручителя ставится лично как физического лица, отдельно от подписи за Компанию-продавца, даже если это тот же человек. Один и тот же директор подписывает договор дважды: за организацию и за себя как поручителя.</w:t>
+        <w:t>Да, всё верно: в реквизитах будет наш директор, их директор и отдельно поручитель. Если поручитель — это тот же их директор, он подписывает договор дважды: во втором блоке за организацию, в третьем блоке за себя лично как физическое лицо, с паспортными данными. Без личной подписи физлица поручительство ничтожно (ст. 362 ГК РФ). Если поручителей двое — директор и участник — блок 3 содержит две подписи.</w:t>
       </w:r>
     </w:p>
     <w:p>

--- a/ЮР/ПУНКТЫ_ДОГОВОР_РЕДАКЦИЯ_2.docx
+++ b/ЮР/ПУНКТЫ_ДОГОВОР_РЕДАКЦИЯ_2.docx
@@ -365,7 +365,7 @@
         <w:rPr>
           <w:b/>
         </w:rPr>
-        <w:t>7А.3. Сверка остатков перед предельным сроком:</w:t>
+        <w:t>7А.3. Уведомление о неоплате — 6 дней:</w:t>
       </w:r>
     </w:p>
     <w:p>
@@ -374,27 +374,7 @@
         <w:jc w:val="both"/>
       </w:pPr>
       <w:r>
-        <w:t>«7А.3. Не позднее 23 (двадцать третьего) календарного дня с даты передачи партии, то есть за 7 календарных дней до истечения предельного срока оплаты, Компания-продавец направляет Компании-производителю сверку остатков по партии с указанием количества нереализованной продукции, её состояния, остаточного срока годности и места нахождения, и вправе заявить предложение о возврате нереализованного остатка.»</w:t>
-      </w:r>
-    </w:p>
-    <w:p>
-      <w:pPr>
-        <w:spacing w:before="160"/>
-      </w:pPr>
-      <w:r>
-        <w:rPr>
-          <w:b/>
-        </w:rPr>
-        <w:t>7А.4. Право выбора — за производителем:</w:t>
-      </w:r>
-    </w:p>
-    <w:p>
-      <w:pPr>
-        <w:ind w:firstLine="567"/>
-        <w:jc w:val="both"/>
-      </w:pPr>
-      <w:r>
-        <w:t>«7А.4. Право выбора между оплатой нереализованного остатка и его возвратом принадлежит Компании-производителю (пункт 3 статьи 488 Гражданского кодекса Российской Федерации). Компания-производитель сообщает своё решение в течение 3 рабочих дней с даты получения сверки. Если решение не сообщено, нереализованный остаток подлежит оплате в предельный срок оплаты.»</w:t>
+        <w:t>«7А.3. Если в предельный срок оплаты партия оплачена не полностью, Компания-продавец обязана в течение 6 (шести) календарных дней с даты истечения предельного срока оплаты направить Компании-производителю письменное уведомление о неоплате с приложением сверки остатков, содержащей: количество реализованной и нереализованной продукции по партии, сумму задолженности, состояние нереализованной продукции, остаточный срок годности и место её нахождения. Неисполнение или несвоевременное исполнение настоящей обязанности не лишает Компанию-производителя прав, предусмотренных пунктом 7А.4, и влечёт уплату штрафа в размере ____________ рублей.»</w:t>
       </w:r>
     </w:p>
     <w:p>
@@ -407,7 +387,7 @@
           <w:i/>
           <w:sz w:val="20"/>
         </w:rPr>
-        <w:t>Пункт 3 статьи 488 ГК даёт право выбора именно продавцу товара. Позиция Президиума ВАС РФ от 16.05.2006: продавец вправе требовать возврата или оплаты товара независимо от момента перехода права собственности.</w:t>
+        <w:t>Шесть дней — как договорились. Это обязанность продавца, а не право: он должен сам прийти и показать, что осталось. Если промолчал, мы всё равно действуем по 7А.4, но получаем ещё и штраф.</w:t>
       </w:r>
     </w:p>
     <w:p>
@@ -418,7 +398,7 @@
         <w:rPr>
           <w:b/>
         </w:rPr>
-        <w:t>7А.5. Условия приёма возврата:</w:t>
+        <w:t>7А.4. Требование производителя — оплата или возврат:</w:t>
       </w:r>
     </w:p>
     <w:p>
@@ -427,7 +407,7 @@
         <w:jc w:val="both"/>
       </w:pPr>
       <w:r>
-        <w:t>«7А.5. Возврат нереализованной продукции допускается при одновременном соблюдении следующих условий: продукция находится в товарном виде, в неповреждённой оригинальной потребительской и транспортной упаковке, с неповреждённой этикеткой и маркировкой; остаточный срок годности составляет не менее 70% от установленного срока годности; продукция не была в употреблении, не вскрывалась, не переупаковывалась и не переклеивалась; в отношении маркированной продукции Компанией-продавцом совершены все операции в государственной информационной системе мониторинга товаров, обеспечивающие возможность дальнейшего оборота продукции Компанией-производителем.»</w:t>
+        <w:t>«7А.4. По истечении предельного срока оплаты Компания-производитель вправе по своему выбору потребовать от Компании-продавца оплаты неоплаченной продукции либо возврата нереализованного остатка продукции (пункт 3 статьи 488 Гражданского кодекса Российской Федерации). Требование направляется в письменной форме в течение 5 (пяти) рабочих дней с даты получения уведомления, предусмотренного пунктом 7А.3, а при его неполучении — в любой момент после истечения срока, установленного пунктом 7А.3. Компания-продавец не вправе выбирать между оплатой и возвратом и обязана исполнить требование Компании-производителя в том виде, в котором оно заявлено.»</w:t>
       </w:r>
     </w:p>
     <w:p>
@@ -438,7 +418,7 @@
         <w:rPr>
           <w:b/>
         </w:rPr>
-        <w:t>7А.6. Оформление и расходы на возврат:</w:t>
+        <w:t>7А.5. Продукция, которая уже реализована, оплачивается в любом случае:</w:t>
       </w:r>
     </w:p>
     <w:p>
@@ -447,7 +427,80 @@
         <w:jc w:val="both"/>
       </w:pPr>
       <w:r>
-        <w:t>«7А.6. Возврат оформляется как обратная реализация: Компания-продавец выставляет УПД, продукция передаётся на складе Компании-производителя. Расходы на доставку возвращаемой продукции, погрузку, разгрузку, а также расходы на перемаркировку, если она необходима, несёт Компания-продавец. Цена возврата равна цене передачи соответствующей продукции.»</w:t>
+        <w:t>«7А.5. Требование о возврате может быть заявлено только в отношении нереализованного остатка продукции. Продукция, реализованная Компанией-продавцом на дату получения требования, подлежит оплате в полном объёме независимо от возврата остатка, вместе с премией, начисленной по такой продукции.»</w:t>
+      </w:r>
+    </w:p>
+    <w:p>
+      <w:pPr>
+        <w:spacing w:before="160"/>
+      </w:pPr>
+      <w:r>
+        <w:rPr>
+          <w:b/>
+        </w:rPr>
+        <w:t>7А.6. Сроки исполнения требования:</w:t>
+      </w:r>
+    </w:p>
+    <w:p>
+      <w:pPr>
+        <w:ind w:firstLine="567"/>
+        <w:jc w:val="both"/>
+      </w:pPr>
+      <w:r>
+        <w:t>«7А.6. Компания-продавец обязана исполнить требование Компании-производителя в следующие сроки: при требовании об оплате — в течение 5 (пяти) рабочих дней с даты получения требования; при требовании о возврате — передать нереализованный остаток на складе Компании-производителя в течение 10 (десяти) рабочих дней с даты получения требования. С даты получения требования о возврате Компания-продавец обязана прекратить реализацию соответствующей продукции, снять её с публикации в каналах продаж и обеспечить её сохранность. Продукция, реализованная после получения требования о возврате, подлежит оплате в полном объёме.»</w:t>
+      </w:r>
+    </w:p>
+    <w:p>
+      <w:pPr>
+        <w:spacing w:before="160"/>
+      </w:pPr>
+      <w:r>
+        <w:rPr>
+          <w:b/>
+        </w:rPr>
+        <w:t>7А.6.1. Условия приёма возврата:</w:t>
+      </w:r>
+    </w:p>
+    <w:p>
+      <w:pPr>
+        <w:ind w:firstLine="567"/>
+        <w:jc w:val="both"/>
+      </w:pPr>
+      <w:r>
+        <w:t>«7А.6.1. Возврат допускается при одновременном соблюдении следующих условий: продукция находится в товарном виде, в неповреждённой оригинальной потребительской и транспортной упаковке, с неповреждённой этикеткой и маркировкой; остаточный срок годности составляет не менее 70% от установленного срока годности; продукция не была в употреблении, не вскрывалась, не переупаковывалась и не переклеивалась; в отношении маркированной продукции Компанией-продавцом совершены все операции в государственной информационной системе мониторинга товаров, обеспечивающие возможность дальнейшего оборота продукции Компанией-производителем. Продукция, не отвечающая указанным условиям, возврату не подлежит и оплачивается Компанией-продавцом в полном объёме.»</w:t>
+      </w:r>
+    </w:p>
+    <w:p>
+      <w:pPr>
+        <w:ind w:left="454"/>
+        <w:jc w:val="both"/>
+      </w:pPr>
+      <w:r>
+        <w:rPr>
+          <w:i/>
+          <w:sz w:val="20"/>
+        </w:rPr>
+        <w:t>Последнее предложение важно: без него продавец привезёт битую и просроченную часть остатка и будет считать обязательство исполненным. Теперь всё, что не проходит по состоянию, автоматически переходит в разряд оплачиваемого.</w:t>
+      </w:r>
+    </w:p>
+    <w:p>
+      <w:pPr>
+        <w:spacing w:before="160"/>
+      </w:pPr>
+      <w:r>
+        <w:rPr>
+          <w:b/>
+        </w:rPr>
+        <w:t>7А.6.2. Оформление и расходы на возврат:</w:t>
+      </w:r>
+    </w:p>
+    <w:p>
+      <w:pPr>
+        <w:ind w:firstLine="567"/>
+        <w:jc w:val="both"/>
+      </w:pPr>
+      <w:r>
+        <w:t>«7А.6.2. Возврат оформляется как обратная реализация: Компания-продавец выставляет УПД, продукция передаётся на складе Компании-производителя. Расходы на доставку возвращаемой продукции, погрузку, разгрузку, а также расходы на перемаркировку, если она необходима, несёт Компания-продавец. Цена возврата равна цене передачи соответствующей продукции. Обязательство Компании-продавца по оплате возвращённой продукции прекращается зачётом с даты подписания Сторонами документа о возврате.»</w:t>
       </w:r>
     </w:p>
     <w:p>
@@ -487,7 +540,7 @@
         <w:jc w:val="both"/>
       </w:pPr>
       <w:r>
-        <w:t>«7А.8. При нарушении Компанией-продавцом сроков оплаты, установленных пунктами 7А.1 и 7А.2, Компания-производитель вправе по своему выбору потребовать оплаты продукции либо её возврата, а также приостановить производство и передачу новых партий до устранения нарушения. На сумму задолженности начисляются проценты за пользование коммерческим кредитом в размере 1% (одного процента) за каждый календарный день просрочки (статья 823 Гражданского кодекса Российской Федерации). Дополнительно Компания-продавец уплачивает неустойку в соответствии с пунктом 11.1 настоящего договора. Если суд признает проценты, предусмотренные настоящим пунктом, мерой ответственности, подлежит применению большая из сумм — проценты или неустойка, без их суммирования.»</w:t>
+        <w:t>«7А.8. При нарушении Компанией-продавцом сроков оплаты, установленных пунктами 7А.1 и 7А.2, Компания-производитель вправе приостановить производство и передачу новых партий продукции до устранения нарушения. На сумму задолженности за период с даты, следующей за истечением предельного срока оплаты, и до даты фактической оплаты либо до даты фактического возврата нереализованного остатка начисляются проценты за пользование коммерческим кредитом в размере 1% (одного процента) за каждый календарный день просрочки (статья 823 Гражданского кодекса Российской Федерации). Дополнительно Компания-продавец уплачивает неустойку в соответствии с пунктом 11.1 настоящего договора. Если суд признает проценты, предусмотренные настоящим пунктом, мерой ответственности, подлежит применению большая из сумм — проценты или неустойка, без их суммирования.»</w:t>
       </w:r>
     </w:p>
     <w:p>

--- a/ЮР/ПУНКТЫ_ДОГОВОР_РЕДАКЦИЯ_2.docx
+++ b/ЮР/ПУНКТЫ_ДОГОВОР_РЕДАКЦИЯ_2.docx
@@ -127,7 +127,7 @@
         <w:jc w:val="both"/>
       </w:pPr>
       <w:r>
-        <w:t>«3.4. Цена передачи равна полной себестоимости производства соответствующей партии и не включает прибыль Компании-производителя. Полная себестоимость определяется на основании калькуляции по форме Приложения № 3, которая составляется Компанией-производителем и передаётся Компании-продавцу вместе со спецификацией, и включает: прямые расходы на производство продукции (сырьё, компоненты, тара, крышки, дозаторы, распылители, этикетки, упаковка, транспортная упаковка, маркировка и коды маркировки, прямой производственный труд, лабораторные испытания партии), а также производственные и накладные расходы, приходящиеся на соответствующую партию (амортизация и обслуживание оборудования, энергоресурсы, оплата труда производственного и вспомогательного персонала, технологические потери и брак, контроль качества, доставка сырья и комплектующих). Сведения, содержащиеся в калькуляции, являются конфиденциальной информацией Компании-производителя и подпадают под раздел 10 настоящего договора.»</w:t>
+        <w:t>«3.4. Цена передачи равна полной себестоимости производства соответствующей партии и не включает прибыль Компании-производителя. Полная себестоимость определяется на основании калькуляции по форме Приложения № 3, которая составляется Компанией-производителем и передаётся Компании-продавцу вместе со спецификацией, и включает: прямые расходы на производство продукции (сырьё, компоненты, тара, крышки, дозаторы, распылители, этикетки, упаковка, транспортная упаковка, прямой производственный труд, лабораторные испытания партии), а также производственные и накладные расходы, приходящиеся на соответствующую партию (амортизация и обслуживание оборудования, энергоресурсы, оплата труда производственного и вспомогательного персонала, технологические потери и брак, контроль качества, доставка сырья и комплектующих). Сведения, содержащиеся в калькуляции, являются конфиденциальной информацией Компании-производителя и подпадают под раздел 10 настоящего договора.»</w:t>
       </w:r>
     </w:p>
     <w:p>
@@ -374,7 +374,7 @@
         <w:jc w:val="both"/>
       </w:pPr>
       <w:r>
-        <w:t>«7А.3. Если в предельный срок оплаты партия оплачена не полностью, Компания-продавец обязана в течение 6 (шести) календарных дней с даты истечения предельного срока оплаты направить Компании-производителю письменное уведомление о неоплате с приложением сверки остатков, содержащей: количество реализованной и нереализованной продукции по партии, сумму задолженности, состояние нереализованной продукции, остаточный срок годности и место её нахождения. Неисполнение или несвоевременное исполнение настоящей обязанности не лишает Компанию-производителя прав, предусмотренных пунктом 7А.4, и влечёт уплату штрафа в размере ____________ рублей.»</w:t>
+        <w:t>«7А.3. Если в предельный срок оплаты партия оплачена не полностью, Компания-продавец обязана в течение 6 (шести) календарных дней с даты истечения предельного срока оплаты направить Компании-производителю письменное уведомление о неоплате с приложением сверки остатков, содержащей: количество реализованной и нереализованной продукции по партии, сумму задолженности, состояние нереализованной продукции, остаточный срок годности и место её нахождения. Неисполнение или несвоевременное исполнение настоящей обязанности не лишает Компанию-производителя прав, предусмотренных пунктом 7А.4.»</w:t>
       </w:r>
     </w:p>
     <w:p>
@@ -387,7 +387,7 @@
           <w:i/>
           <w:sz w:val="20"/>
         </w:rPr>
-        <w:t>Шесть дней — как договорились. Это обязанность продавца, а не право: он должен сам прийти и показать, что осталось. Если промолчал, мы всё равно действуем по 7А.4, но получаем ещё и штраф.</w:t>
+        <w:t>Шесть дней — как договорились. Это обязанность продавца, а не право: он должен сам прийти и показать, что осталось. Если промолчал — мы всё равно действуем по пункту 7А.4, просто без ожидания сверки, а проценты по пункту 7А.8 к этому моменту уже идут.</w:t>
       </w:r>
     </w:p>
     <w:p>
@@ -500,7 +500,7 @@
         <w:jc w:val="both"/>
       </w:pPr>
       <w:r>
-        <w:t>«7А.6.2. Возврат оформляется как обратная реализация: Компания-продавец выставляет УПД, продукция передаётся на складе Компании-производителя. Расходы на доставку возвращаемой продукции, погрузку, разгрузку, а также расходы на перемаркировку, если она необходима, несёт Компания-продавец. Цена возврата равна цене передачи соответствующей продукции. Обязательство Компании-продавца по оплате возвращённой продукции прекращается зачётом с даты подписания Сторонами документа о возврате.»</w:t>
+        <w:t>«7А.6.2. Возврат оформляется как обратная реализация: Компания-продавец выставляет УПД, продукция передаётся на складе Компании-производителя. Расходы на доставку возвращаемой продукции, её погрузку и разгрузку несёт Компания-продавец. Цена возврата равна цене передачи соответствующей продукции. Обязательство Компании-продавца по оплате возвращённой продукции прекращается зачётом с даты подписания Сторонами документа о возврате.»</w:t>
       </w:r>
     </w:p>
     <w:p>
@@ -678,7 +678,7 @@
           <w:i/>
           <w:sz w:val="20"/>
         </w:rPr>
-        <w:t>Пункт 15.4 обязателен. Без заранее данного согласия любое изменение, увеличивающее ответственность должника, прекращает поручительство в этой части — то есть при первой же новой спецификации на больший объём поручительство перестанет покрывать разницу. Лимит можно поставить с запасом, например максимальный планируемый размер партии, умноженный на два.</w:t>
+        <w:t>Что это за пункт и зачем он. По общему правилу, если обеспеченное обязательство изменяется и ответственность должника растёт, поручительство в этой части прекращается — то есть при первой же новой спецификации на больший объём поручители перестают отвечать за разницу. Чтобы этого не было, в договор включается заранее данное согласие поручителя отвечать на изменённых условиях. Но такое согласие обязано содержать пределы, в которых допускается изменение: если пределы не указать, согласие считается невыданным (пункт 2 статьи 367 ГК РФ, пункт 26 Постановления Пленума Верховного Суда РФ от 24.12.2020 № 45). Поэтому в пункте нужна конкретная сумма — потолок, до которого поручители отвечают без переподписания. Ставим её с запасом: например, максимальная планируемая отгрузка за квартал, умноженная на два.</w:t>
       </w:r>
     </w:p>
     <w:p>
@@ -1036,7 +1036,7 @@
         <w:jc w:val="both"/>
       </w:pPr>
       <w:r>
-        <w:t>«13.2. Если спор не урегулирован в претензионном порядке, он подлежит рассмотрению в Арбитражном суде ____________________ (по месту нахождения Компании-производителя).»</w:t>
+        <w:t>«13.2. Если спор не урегулирован в претензионном порядке, он подлежит рассмотрению в Арбитражном суде города Москвы.»</w:t>
       </w:r>
     </w:p>
     <w:p>
@@ -1108,7 +1108,7 @@
         <w:jc w:val="both"/>
       </w:pPr>
       <w:r>
-        <w:t>2. Лимит для пункта 15.4 (сумма, в пределах которой поручители заранее согласны отвечать при изменении условий) — предлагаем максимальный размер планируемой партии, умноженный на два.</w:t>
+        <w:t>2. Сумма-потолок для пункта 15.4 — до какого размера обязательств поручители отвечают без переподписания. Без этой цифры заранее данное согласие юридически не действует.</w:t>
       </w:r>
     </w:p>
     <w:p>
@@ -1117,14 +1117,6 @@
       </w:pPr>
       <w:r>
         <w:t>3. Подтвердить, что наценка считается без НДС (в проекте заложено так, обе стороны на ОСНО).</w:t>
-      </w:r>
-    </w:p>
-    <w:p>
-      <w:pPr>
-        <w:jc w:val="both"/>
-      </w:pPr>
-      <w:r>
-        <w:t>4. Наименование арбитражного суда для пункта 13.2 — по месту нахождения Компании-производителя.</w:t>
       </w:r>
     </w:p>
     <w:sectPr>

--- a/ЮР/ПУНКТЫ_ДОГОВОР_РЕДАКЦИЯ_2.docx
+++ b/ЮР/ПУНКТЫ_ДОГОВОР_РЕДАКЦИЯ_2.docx
@@ -467,7 +467,7 @@
         <w:jc w:val="both"/>
       </w:pPr>
       <w:r>
-        <w:t>«7А.6.1. Возврат допускается при одновременном соблюдении следующих условий: продукция находится в товарном виде, в неповреждённой оригинальной потребительской и транспортной упаковке, с неповреждённой этикеткой и маркировкой; остаточный срок годности составляет не менее 70% от установленного срока годности; продукция не была в употреблении, не вскрывалась, не переупаковывалась и не переклеивалась; в отношении маркированной продукции Компанией-продавцом совершены все операции в государственной информационной системе мониторинга товаров, обеспечивающие возможность дальнейшего оборота продукции Компанией-производителем. Продукция, не отвечающая указанным условиям, возврату не подлежит и оплачивается Компанией-продавцом в полном объёме.»</w:t>
+        <w:t>«7А.6.1. Возврат допускается при одновременном соблюдении следующих условий: продукция находится в товарном виде, в неповреждённой оригинальной потребительской и транспортной упаковке, с неповреждённой этикеткой и маркировкой; остаточный срок годности составляет не менее 70% от установленного срока годности; продукция не была в употреблении, не вскрывалась, не переупаковывалась и не переклеивалась. Продукция, не отвечающая указанным условиям, возврату не подлежит и оплачивается Компанией-продавцом в полном объёме.»</w:t>
       </w:r>
     </w:p>
     <w:p>
